--- a/docs/RESEARCH_CANDIDATES.docx
+++ b/docs/RESEARCH_CANDIDATES.docx
@@ -456,6 +456,12 @@
           <w:p>
             <w:r>
               <w:rPr>
+                <w:b w:val="0"/>
+              </w:rPr>
+              <w:t>~~</w:t>
+            </w:r>
+            <w:r>
+              <w:rPr>
                 <w:b/>
               </w:rPr>
               <w:t>PEAD long-short</w:t>
@@ -464,7 +470,7 @@
               <w:rPr>
                 <w:b w:val="0"/>
               </w:rPr>
-              <w:t xml:space="preserve"> (earnings surprise)</w:t>
+              <w:t xml:space="preserve"> (earnings surprise)~~</w:t>
             </w:r>
           </w:p>
         </w:tc>
@@ -477,20 +483,7 @@
               <w:rPr>
                 <w:b w:val="0"/>
               </w:rPr>
-              <w:t>Finnhub free + Alpaca ✓</w:t>
-            </w:r>
-          </w:p>
-        </w:tc>
-        <w:tc>
-          <w:tcPr>
-            <w:tcW w:type="dxa" w:w="1728"/>
-          </w:tcPr>
-          <w:p>
-            <w:r>
-              <w:rPr>
-                <w:b/>
-              </w:rPr>
-              <w:t>MARGINAL→FEASIBLE</w:t>
+              <w:t>AlphaVantage ✓</w:t>
             </w:r>
           </w:p>
         </w:tc>
@@ -503,7 +496,62 @@
               <w:rPr>
                 <w:b w:val="0"/>
               </w:rPr>
-              <w:t>The one genuinely fundamental, market-neutral, diversifying shot; decayed since ~2005</w:t>
+              <w:t xml:space="preserve">❌ </w:t>
+            </w:r>
+            <w:r>
+              <w:rPr>
+                <w:b/>
+              </w:rPr>
+              <w:t>RESOLVED — REJECTED</w:t>
+            </w:r>
+          </w:p>
+        </w:tc>
+        <w:tc>
+          <w:tcPr>
+            <w:tcW w:type="dxa" w:w="1728"/>
+          </w:tcPr>
+          <w:p>
+            <w:r>
+              <w:rPr>
+                <w:b w:val="0"/>
+              </w:rPr>
+              <w:t xml:space="preserve">Tested 4× (Cases 14, 18, 55, </w:t>
+            </w:r>
+            <w:r>
+              <w:rPr>
+                <w:b/>
+              </w:rPr>
+              <w:t>59</w:t>
+            </w:r>
+            <w:r>
+              <w:rPr>
+                <w:b w:val="0"/>
+              </w:rPr>
+              <w:t xml:space="preserve">). Real </w:t>
+            </w:r>
+            <w:r>
+              <w:rPr>
+                <w:b/>
+              </w:rPr>
+              <w:t>SUE</w:t>
+            </w:r>
+            <w:r>
+              <w:rPr>
+                <w:b w:val="0"/>
+              </w:rPr>
+              <w:t xml:space="preserve"> *is* the better signal (flips dollar-neutral OOS −0.17→+0.28) but the edge is long-beta-carried, short-leg dies to adverse borrow, and </w:t>
+            </w:r>
+            <w:r>
+              <w:rPr>
+                <w:b/>
+              </w:rPr>
+              <w:t>fails the fresh-symbol holdout</w:t>
+            </w:r>
+            <w:r>
+              <w:rPr>
+                <w:b w:val="0"/>
+              </w:rPr>
+              <w:t xml:space="preserve"> (train OOS +0.03 → fresh-19 OOS −0.71). Not the 3rd leg.</w:t>
             </w:r>
           </w:p>
         </w:tc>
@@ -760,6 +808,12 @@
           <w:p>
             <w:r>
               <w:rPr>
+                <w:b w:val="0"/>
+              </w:rPr>
+              <w:t>~~</w:t>
+            </w:r>
+            <w:r>
+              <w:rPr>
                 <w:b/>
               </w:rPr>
               <w:t>Meta-labeling</w:t>
@@ -768,7 +822,7 @@
               <w:rPr>
                 <w:b w:val="0"/>
               </w:rPr>
-              <w:t xml:space="preserve"> (triple-barrier) on our basket</w:t>
+              <w:t xml:space="preserve"> (triple-barrier) on our basket~~</w:t>
             </w:r>
           </w:p>
         </w:tc>
@@ -792,15 +846,15 @@
           <w:p>
             <w:r>
               <w:rPr>
-                <w:b/>
+                <w:b w:val="0"/>
               </w:rPr>
-              <w:t>FEASIBLE</w:t>
+              <w:t xml:space="preserve">❌ </w:t>
             </w:r>
             <w:r>
               <w:rPr>
-                <w:b w:val="0"/>
+                <w:b/>
               </w:rPr>
-              <w:t>, low-risk</w:t>
+              <w:t>RESOLVED — REJECTED</w:t>
             </w:r>
           </w:p>
         </w:tc>
@@ -813,7 +867,19 @@
               <w:rPr>
                 <w:b w:val="0"/>
               </w:rPr>
-              <w:t>Can only *filter* our 0.54 basket; fewer trades may wash out the gain, downside bounded</w:t>
+              <w:t xml:space="preserve">Case 58: meta-model OOS AUC </w:t>
+            </w:r>
+            <w:r>
+              <w:rPr>
+                <w:b/>
+              </w:rPr>
+              <w:t>0.379</w:t>
+            </w:r>
+            <w:r>
+              <w:rPr>
+                <w:b w:val="0"/>
+              </w:rPr>
+              <w:t xml:space="preserve"> (anti-predictive, below its shuffle placebo 0.46) = zero skill; the τ=0.60 "lift" was a trade-count-cut mirage. Pairs stays deployed as-is.</w:t>
             </w:r>
           </w:p>
         </w:tc>
@@ -1052,6 +1118,12 @@
       </w:pPr>
       <w:r>
         <w:rPr>
+          <w:b w:val="0"/>
+        </w:rPr>
+        <w:t>~~</w:t>
+      </w:r>
+      <w:r>
+        <w:rPr>
           <w:b/>
         </w:rPr>
         <w:t>PEAD cross-sectional long-short</w:t>
@@ -1060,7 +1132,19 @@
         <w:rPr>
           <w:b w:val="0"/>
         </w:rPr>
-        <w:t xml:space="preserve"> (free Finnhub earnings surprise + Alpaca bars).</w:t>
+        <w:t xml:space="preserve">~~ — ❌ </w:t>
+      </w:r>
+      <w:r>
+        <w:rPr>
+          <w:b/>
+        </w:rPr>
+        <w:t>RESOLVED (Case 59): REJECTED.</w:t>
+      </w:r>
+      <w:r>
+        <w:rPr>
+          <w:b w:val="0"/>
+        </w:rPr>
+        <w:t xml:space="preserve"> Built it at</w:t>
       </w:r>
     </w:p>
     <w:p>
@@ -1068,7 +1152,19 @@
         <w:rPr>
           <w:b w:val="0"/>
         </w:rPr>
-        <w:t xml:space="preserve">   *Why it might survive where price-only strategies didn't:* the only **fundamental,</w:t>
+        <w:t xml:space="preserve">   63-symbol / 30-yr breadth with </w:t>
+      </w:r>
+      <w:r>
+        <w:rPr>
+          <w:b/>
+        </w:rPr>
+        <w:t>real SUE</w:t>
+      </w:r>
+      <w:r>
+        <w:rPr>
+          <w:b w:val="0"/>
+        </w:rPr>
+        <w:t xml:space="preserve"> (the one untried lever). SUE beats raw surprise,</w:t>
       </w:r>
     </w:p>
     <w:p>
@@ -1076,7 +1172,7 @@
         <w:rPr>
           <w:b w:val="0"/>
         </w:rPr>
-        <w:t xml:space="preserve">   event-driven, dollar-neutral** idea here — orthogonal to both long-beta and our price-</w:t>
+        <w:t xml:space="preserve">   but the dollar-neutral edge is thin, long-beta-carried, short-leg dies to adverse borrow, and</w:t>
       </w:r>
     </w:p>
     <w:p>
@@ -1084,19 +1180,19 @@
         <w:rPr>
           <w:b w:val="0"/>
         </w:rPr>
-        <w:t xml:space="preserve">   mean-reversion pairs basket, so it </w:t>
+        <w:t xml:space="preserve">   </w:t>
       </w:r>
       <w:r>
         <w:rPr>
           <w:b/>
         </w:rPr>
-        <w:t>diversifies</w:t>
+        <w:t>fails the fresh-symbol holdout</w:t>
       </w:r>
       <w:r>
         <w:rPr>
           <w:b w:val="0"/>
         </w:rPr>
-        <w:t xml:space="preserve"> the one survivor instead of duplicating</w:t>
+        <w:t xml:space="preserve"> (fresh-19 OOS −0.71). 4th PEAD rejection. ~~Meta-labeling</w:t>
       </w:r>
     </w:p>
     <w:p>
@@ -1104,7 +1200,19 @@
         <w:rPr>
           <w:b w:val="0"/>
         </w:rPr>
-        <w:t xml:space="preserve">   it. Most-replicated anomaly in finance, 30-yr backtests, free data now exists. Real risks:</w:t>
+        <w:t xml:space="preserve">   (#8)~~ also </w:t>
+      </w:r>
+      <w:r>
+        <w:rPr>
+          <w:b/>
+        </w:rPr>
+        <w:t>RESOLVED (Case 58): REJECTED</w:t>
+      </w:r>
+      <w:r>
+        <w:rPr>
+          <w:b w:val="0"/>
+        </w:rPr>
+        <w:t xml:space="preserve"> (no OOS skill). Both lowest-hanging candidates</w:t>
       </w:r>
     </w:p>
     <w:p>
@@ -1112,15 +1220,7 @@
         <w:rPr>
           <w:b w:val="0"/>
         </w:rPr>
-        <w:t xml:space="preserve">   post-2005 decay, paper-shorting realism. Build L/S, report strictly OOS, judge the short</w:t>
-      </w:r>
-    </w:p>
-    <w:p>
-      <w:r>
-        <w:rPr>
-          <w:b w:val="0"/>
-        </w:rPr>
-        <w:t xml:space="preserve">   leg separately.</w:t>
+        <w:t xml:space="preserve">   are now closed.</w:t>
       </w:r>
     </w:p>
     <w:p>

--- a/docs/RESEARCH_CANDIDATES.docx
+++ b/docs/RESEARCH_CANDIDATES.docx
@@ -1245,19 +1245,19 @@
         <w:rPr>
           <w:b w:val="0"/>
         </w:rPr>
-        <w:t xml:space="preserve">   *Why it might survive:* our prior failures all died to </w:t>
+        <w:t xml:space="preserve">   ⚠️ </w:t>
       </w:r>
       <w:r>
         <w:rPr>
           <w:b/>
         </w:rPr>
-        <w:t>overtrading costs</w:t>
+        <w:t>The decisive test is DATA-GATED (2026-06).</w:t>
       </w:r>
       <w:r>
         <w:rPr>
           <w:b w:val="0"/>
         </w:rPr>
-        <w:t xml:space="preserve"> — these die</w:t>
+        <w:t xml:space="preserve"> The "disappearing post-2011" claim needs</w:t>
       </w:r>
     </w:p>
     <w:p>
@@ -1265,7 +1265,13 @@
         <w:rPr>
           <w:b w:val="0"/>
         </w:rPr>
-        <w:t xml:space="preserve">   the opposite way (~20 trades/yr total), so cost is a non-issue. Honest framing: a</w:t>
+        <w:t xml:space="preserve">   deep daily history, but </w:t>
+      </w:r>
+      <w:r>
+        <w:rPr>
+          <w:b/>
+        </w:rPr>
+        <w:t>every daily cache we have is the same 5yr SIP window (2021-06→2026-06)</w:t>
       </w:r>
     </w:p>
     <w:p>
@@ -1273,19 +1279,19 @@
         <w:rPr>
           <w:b w:val="0"/>
         </w:rPr>
-        <w:t xml:space="preserve">   </w:t>
+        <w:t xml:space="preserve">   and </w:t>
       </w:r>
       <w:r>
         <w:rPr>
           <w:b/>
         </w:rPr>
-        <w:t>risk-reduced beta overlay</w:t>
+        <w:t>AlphaVantage free tier no longer serves `outputsize=full`</w:t>
       </w:r>
       <w:r>
         <w:rPr>
           <w:b w:val="0"/>
         </w:rPr>
-        <w:t xml:space="preserve"> (cash-parked most days), cheap and fast to falsify; test the</w:t>
+        <w:t xml:space="preserve"> (now a premium feature; free =</w:t>
       </w:r>
     </w:p>
     <w:p>
@@ -1293,7 +1299,81 @@
         <w:rPr>
           <w:b w:val="0"/>
         </w:rPr>
-        <w:t xml:space="preserve">   "disappearing post-2011" claim head-on (pre-2011 IS vs post-2011 OOS).</w:t>
+        <w:t xml:space="preserve">   last 100 bars only). On the available 2021-2026 window the overlays are </w:t>
+      </w:r>
+      <w:r>
+        <w:rPr>
+          <w:b/>
+        </w:rPr>
+        <w:t>weak and OOS-negative</w:t>
+      </w:r>
+    </w:p>
+    <w:p>
+      <w:r>
+        <w:rPr>
+          <w:b w:val="0"/>
+        </w:rPr>
+        <w:t xml:space="preserve">   (SPY turn-of-month IS 0.73 / </w:t>
+      </w:r>
+      <w:r>
+        <w:rPr>
+          <w:b/>
+        </w:rPr>
+        <w:t>OOS −0.74</w:t>
+      </w:r>
+      <w:r>
+        <w:rPr>
+          <w:b w:val="0"/>
+        </w:rPr>
+        <w:t xml:space="preserve">, exposure 34%; pre-FOMC IS 0.61 / </w:t>
+      </w:r>
+      <w:r>
+        <w:rPr>
+          <w:b/>
+        </w:rPr>
+        <w:t>OOS −0.99</w:t>
+      </w:r>
+      <w:r>
+        <w:rPr>
+          <w:b w:val="0"/>
+        </w:rPr>
+        <w:t>;</w:t>
+      </w:r>
+    </w:p>
+    <w:p>
+      <w:r>
+        <w:rPr>
+          <w:b w:val="0"/>
+        </w:rPr>
+        <w:t xml:space="preserve">   QQQ similar; all t-stats insignificant, p 0.2–0.66) — consistent with the decay thesis, but one</w:t>
+      </w:r>
+    </w:p>
+    <w:p>
+      <w:r>
+        <w:rPr>
+          <w:b w:val="0"/>
+        </w:rPr>
+        <w:t xml:space="preserve">   regime can't adjudicate it. </w:t>
+      </w:r>
+      <w:r>
+        <w:rPr>
+          <w:b/>
+        </w:rPr>
+        <w:t>Status: marginal overlay, not a third leg.</w:t>
+      </w:r>
+      <w:r>
+        <w:rPr>
+          <w:b w:val="0"/>
+        </w:rPr>
+        <w:t xml:space="preserve"> To actually test the</w:t>
+      </w:r>
+    </w:p>
+    <w:p>
+      <w:r>
+        <w:rPr>
+          <w:b w:val="0"/>
+        </w:rPr>
+        <w:t xml:space="preserve">   decay split, source deep daily history (Stooq/Tiingo free, or a paid AV/Polygon tier).</w:t>
       </w:r>
     </w:p>
     <w:p>
@@ -1572,6 +1652,120 @@
           <w:b w:val="0"/>
         </w:rPr>
         <w:t>: free term-structure proxy for VIX-curve signals.</w:t>
+      </w:r>
+    </w:p>
+    <w:p>
+      <w:pPr>
+        <w:pStyle w:val="ListBullet"/>
+      </w:pPr>
+      <w:r>
+        <w:rPr>
+          <w:b/>
+        </w:rPr>
+        <w:t>AlphaVantage `TIME_SERIES_DAILY` (2026-06):</w:t>
+      </w:r>
+      <w:r>
+        <w:rPr>
+          <w:b w:val="0"/>
+        </w:rPr>
+        <w:t xml:space="preserve"> `outputsize=full` is now a </w:t>
+      </w:r>
+      <w:r>
+        <w:rPr>
+          <w:b/>
+        </w:rPr>
+        <w:t>PREMIUM</w:t>
+      </w:r>
+      <w:r>
+        <w:rPr>
+          <w:b w:val="0"/>
+        </w:rPr>
+        <w:t xml:space="preserve"> feature —</w:t>
+      </w:r>
+    </w:p>
+    <w:p>
+      <w:r>
+        <w:rPr>
+          <w:b w:val="0"/>
+        </w:rPr>
+        <w:t xml:space="preserve">  the free tier returns only the last ~100 bars (compact). This blocks any deep-history (pre-2011)</w:t>
+      </w:r>
+    </w:p>
+    <w:p>
+      <w:r>
+        <w:rPr>
+          <w:b w:val="0"/>
+        </w:rPr>
+        <w:t xml:space="preserve">  daily backtest on the free key. All local daily caches are the 5yr SIP window (2021-06→2026-06).</w:t>
+      </w:r>
+    </w:p>
+    <w:p>
+      <w:r>
+        <w:rPr>
+          <w:b w:val="0"/>
+        </w:rPr>
+        <w:t xml:space="preserve">  For deep daily history use </w:t>
+      </w:r>
+      <w:r>
+        <w:rPr>
+          <w:b/>
+        </w:rPr>
+        <w:t>Stooq</w:t>
+      </w:r>
+      <w:r>
+        <w:rPr>
+          <w:b w:val="0"/>
+        </w:rPr>
+        <w:t xml:space="preserve"> or </w:t>
+      </w:r>
+      <w:r>
+        <w:rPr>
+          <w:b/>
+        </w:rPr>
+        <w:t>Tiingo</w:t>
+      </w:r>
+      <w:r>
+        <w:rPr>
+          <w:b w:val="0"/>
+        </w:rPr>
+        <w:t xml:space="preserve"> (free, deep) instead.</w:t>
+      </w:r>
+    </w:p>
+    <w:p>
+      <w:pPr>
+        <w:pStyle w:val="ListBullet"/>
+      </w:pPr>
+      <w:r>
+        <w:rPr>
+          <w:b/>
+        </w:rPr>
+        <w:t>AlphaVantage earnings cache</w:t>
+      </w:r>
+      <w:r>
+        <w:rPr>
+          <w:b w:val="0"/>
+        </w:rPr>
+        <w:t xml:space="preserve"> now at </w:t>
+      </w:r>
+      <w:r>
+        <w:rPr>
+          <w:b/>
+        </w:rPr>
+        <w:t>63 train + 19 holdout symbols</w:t>
+      </w:r>
+      <w:r>
+        <w:rPr>
+          <w:b w:val="0"/>
+        </w:rPr>
+        <w:t xml:space="preserve"> (~30yr each); the daily</w:t>
+      </w:r>
+    </w:p>
+    <w:p>
+      <w:r>
+        <w:rPr>
+          <w:b w:val="0"/>
+        </w:rPr>
+        <w:t xml:space="preserve">  launchd job (18:15) trickles ~23/day under the ~25/day free cap. Full 195-universe still filling.</w:t>
       </w:r>
     </w:p>
     <w:sectPr>
